--- a/ru/wisdom-stories/Bakhtiyar Sirajov/discussion-and-conflict.docx
+++ b/ru/wisdom-stories/Bakhtiyar Sirajov/discussion-and-conflict.docx
@@ -12,7 +12,7 @@
     </w:p>
     <w:p>
       <w:r>
-        <w:t>Как и каждый день, Джавид-бей и его команда собрались в переговорной, чтобы обсудить ход работы над проектом. Все кратко рассказали об успешных результатах накануне и о трудностях, с которыми столкнулись.</w:t>
+        <w:t>Как и каждый день, Джавид-бей и его команда собрались в переговорной, чтобы обсудить ход работы над проектом. Все кратко рассказали о результатах предыдущего дня и о трудностях, с которыми столкнулись.</w:t>
       </w:r>
     </w:p>
     <w:p>
@@ -22,12 +22,12 @@
     </w:p>
     <w:p>
       <w:r>
-        <w:t>Как руководитель проекта, Джавид-бей сразу вмешался, чтобы разговор не перерос в конфликт, и сказал команде: «Ребята, давайте, закончим обсуждение на сегодня и решим этот вопрос в другое время». Все разошлись.</w:t>
+        <w:t xml:space="preserve">Как руководитель проекта, Джавид-бей сразу вмешался, чтобы разговор не перерос в конфликт, и сказал команде: «Ребята, давайте закончим обсуждение на сегодня и решим этот вопрос в другое время». Все разошлись.</w:t>
       </w:r>
     </w:p>
     <w:p>
       <w:r>
-        <w:t>Джавид-бей точно знал, что делать: встретиться наедине и поговорить по-дружески. Под предлогом чая он пригласил Надира в кафе компании; после короткой беседы перешёл к делу и спокойно, не теряя самообладания, сказал: «Сынок, твоё поведение по отношению к Камалу сегодня было очень неправильным. Недопустимо обвинять кого-то, не узнав правды, — тем более на глазах у других. Поставь себя на его место. Человек ждал от нас помощи, а его обвинили. Я уверен, Камал хотел, чтобы мы сели вместе, подумали и нашли решение сообща».</w:t>
+        <w:t xml:space="preserve">Джавид-бей точно знал, что делать: встретиться наедине и поговорить по-дружески. Он пригласил Надира на чай в кафе компании; после короткой беседы перешёл к делу и спокойно, не теряя самообладания, сказал: «Сынок, сегодня ты поступил очень неправильно по отношению к Камалу. Недопустимо обвинять кого-то, не узнав правды, — тем более на глазах у других. Поставь себя на его место. Человек ждал от нас помощи, а его обвинили. Я уверен, Камал хотел, чтобы мы сели вместе, подумали и нашли решение сообща».</w:t>
       </w:r>
     </w:p>
     <w:p>
@@ -64,31 +64,31 @@
         <w:rPr>
           <w:b/>
         </w:rPr>
-        <w:t xml:space="preserve">Мораль: Конфликт </w:t>
+        <w:t xml:space="preserve">Мораль: В конфликте </w:t>
       </w:r>
       <w:r>
         <w:rPr>
           <w:b/>
         </w:rPr>
-        <w:t>о том</w:t>
+        <w:t xml:space="preserve">выясняют</w:t>
       </w:r>
       <w:r>
         <w:rPr>
           <w:b/>
         </w:rPr>
-        <w:t xml:space="preserve">, кто прав; обсуждение — </w:t>
+        <w:t>, кто прав, а в обсуждении —</w:t>
       </w:r>
       <w:r>
         <w:rPr>
           <w:b/>
         </w:rPr>
-        <w:t xml:space="preserve"> о том, </w:t>
+        <w:t xml:space="preserve"> </w:t>
       </w:r>
       <w:r>
         <w:rPr>
           <w:b/>
         </w:rPr>
-        <w:t>что верно. Если хочешь истину — обсуждай, а не спорь.</w:t>
+        <w:t>какое решение верно. Если ищешь истину, обсуждай, а не спорь.</w:t>
       </w:r>
     </w:p>
     <w:p>
